--- a/other/documents/QAPP/review_notes_qapp_v4.2.docx
+++ b/other/documents/QAPP/review_notes_qapp_v4.2.docx
@@ -30,10 +30,12 @@
     <w:p/>
     <w:p>
       <w:r>
-        <w:t>Are these two activities</w:t>
-      </w:r>
-      <w:r>
-        <w:t xml:space="preserve"> [stream temps and </w:t>
+        <w:t>Section A6</w:t>
+      </w:r>
+    </w:p>
+    <w:p>
+      <w:r>
+        <w:t xml:space="preserve">Are these two activities [stream temps and </w:t>
       </w:r>
       <w:proofErr w:type="spellStart"/>
       <w:r>
@@ -41,10 +43,7 @@
       </w:r>
       <w:proofErr w:type="spellEnd"/>
       <w:r>
-        <w:t>]</w:t>
-      </w:r>
-      <w:r>
-        <w:t xml:space="preserve"> still happening going forward? If not, need to clarify that these were historic activities (provide active year range), and remove the last two bullet points, and just include the historic narrative.</w:t>
+        <w:t>] still happening going forward? If not, need to clarify that these were historic activities (provide active year range), and remove the last two bullet points, and just include the historic narrative.</w:t>
       </w:r>
     </w:p>
     <w:p>
@@ -84,8 +83,180 @@
       <w:r>
         <w:t>Structurally, the KRSMA Comprehensive Plan calls for work with a contractor to conduct water quality monitoring. The agencies represented there fund the work.</w:t>
       </w:r>
+    </w:p>
+    <w:p/>
+    <w:p>
+      <w:r>
+        <w:t xml:space="preserve">Any other labs on peninsula that do </w:t>
+      </w:r>
+      <w:proofErr w:type="gramStart"/>
+      <w:r>
+        <w:t>FC ?</w:t>
+      </w:r>
+      <w:proofErr w:type="gramEnd"/>
+    </w:p>
+    <w:p/>
+    <w:p/>
+    <w:p>
+      <w:pPr>
+        <w:pStyle w:val="BodyText"/>
+        <w:numPr>
+          <w:ilvl w:val="0"/>
+          <w:numId w:val="2"/>
+        </w:numPr>
+      </w:pPr>
+      <w:r>
+        <w:t>ADEC – Alaska Department of Environmental Conservation</w:t>
+      </w:r>
+    </w:p>
+    <w:p>
+      <w:pPr>
+        <w:pStyle w:val="BodyText"/>
+        <w:numPr>
+          <w:ilvl w:val="0"/>
+          <w:numId w:val="2"/>
+        </w:numPr>
+      </w:pPr>
+      <w:r>
+        <w:t>ADEC DOW – ADEC Division of Water</w:t>
+      </w:r>
+    </w:p>
+    <w:p>
+      <w:pPr>
+        <w:pStyle w:val="BodyText"/>
+        <w:numPr>
+          <w:ilvl w:val="0"/>
+          <w:numId w:val="2"/>
+        </w:numPr>
+      </w:pPr>
+      <w:r>
+        <w:t>AWQMS – Ambient Water Quality Monitoring System</w:t>
+      </w:r>
+    </w:p>
+    <w:p>
+      <w:pPr>
+        <w:pStyle w:val="BodyText"/>
+        <w:numPr>
+          <w:ilvl w:val="0"/>
+          <w:numId w:val="2"/>
+        </w:numPr>
+      </w:pPr>
+      <w:r>
+        <w:t>EPA – Environmental Protection Agency</w:t>
+      </w:r>
+    </w:p>
+    <w:p>
+      <w:pPr>
+        <w:pStyle w:val="BodyText"/>
+        <w:numPr>
+          <w:ilvl w:val="0"/>
+          <w:numId w:val="2"/>
+        </w:numPr>
+      </w:pPr>
+      <w:r>
+        <w:t>QAPP – Quality Assurance Project Plan</w:t>
+      </w:r>
+    </w:p>
+    <w:p>
+      <w:pPr>
+        <w:pStyle w:val="BodyText"/>
+        <w:numPr>
+          <w:ilvl w:val="0"/>
+          <w:numId w:val="2"/>
+        </w:numPr>
+      </w:pPr>
+      <w:r>
+        <w:t>NMFS – National Marine Fisheries Service</w:t>
+      </w:r>
+    </w:p>
+    <w:p>
+      <w:pPr>
+        <w:pStyle w:val="BodyText"/>
+        <w:numPr>
+          <w:ilvl w:val="0"/>
+          <w:numId w:val="2"/>
+        </w:numPr>
+      </w:pPr>
+      <w:r>
+        <w:t>QA/QC – Quality Assurance / Quality Check</w:t>
+      </w:r>
+    </w:p>
+    <w:p>
+      <w:pPr>
+        <w:pStyle w:val="BodyText"/>
+        <w:numPr>
+          <w:ilvl w:val="0"/>
+          <w:numId w:val="2"/>
+        </w:numPr>
+      </w:pPr>
+      <w:r>
+        <w:t>USGS – United States Geological Survey</w:t>
+      </w:r>
+    </w:p>
+    <w:p/>
+    <w:p/>
+    <w:p/>
+    <w:p/>
+    <w:p>
+      <w:r>
+        <w:t>Internal notes</w:t>
+      </w:r>
+    </w:p>
+    <w:p>
+      <w:pPr>
+        <w:pStyle w:val="ListParagraph"/>
+        <w:numPr>
+          <w:ilvl w:val="0"/>
+          <w:numId w:val="1"/>
+        </w:numPr>
+      </w:pPr>
+      <w:r>
+        <w:t>Analyses to add</w:t>
+      </w:r>
+    </w:p>
+    <w:p>
+      <w:pPr>
+        <w:pStyle w:val="ListParagraph"/>
+        <w:numPr>
+          <w:ilvl w:val="1"/>
+          <w:numId w:val="1"/>
+        </w:numPr>
+      </w:pPr>
+      <w:r>
+        <w:lastRenderedPageBreak/>
+        <w:t>Total Metals for Cu, Zn, Fe, hardness</w:t>
+      </w:r>
+    </w:p>
+    <w:p>
+      <w:pPr>
+        <w:pStyle w:val="ListParagraph"/>
+        <w:numPr>
+          <w:ilvl w:val="2"/>
+          <w:numId w:val="1"/>
+        </w:numPr>
+      </w:pPr>
+      <w:r>
+        <w:t>Ask lab to calculate hardness</w:t>
+      </w:r>
+    </w:p>
+    <w:p/>
+    <w:p/>
+    <w:p/>
+    <w:p>
       <w:bookmarkStart w:id="0" w:name="_GoBack"/>
       <w:bookmarkEnd w:id="0"/>
+    </w:p>
+    <w:p>
+      <w:pPr>
+        <w:pStyle w:val="ListParagraph"/>
+        <w:numPr>
+          <w:ilvl w:val="0"/>
+          <w:numId w:val="1"/>
+        </w:numPr>
+      </w:pPr>
+      <w:r>
+        <w:t>https://www.youtube.com/watch?v=elsHENWlU5w</w:t>
+      </w:r>
     </w:p>
     <w:sectPr>
       <w:pgSz w:w="12240" w:h="15840"/>
@@ -100,6 +271,119 @@
 <file path=word/numbering.xml><?xml version="1.0" encoding="utf-8"?>
 <w:numbering xmlns:wpc="http://schemas.microsoft.com/office/word/2010/wordprocessingCanvas" xmlns:cx="http://schemas.microsoft.com/office/drawing/2014/chartex" xmlns:cx1="http://schemas.microsoft.com/office/drawing/2015/9/8/chartex" xmlns:mc="http://schemas.openxmlformats.org/markup-compatibility/2006" xmlns:o="urn:schemas-microsoft-com:office:office" xmlns:r="http://schemas.openxmlformats.org/officeDocument/2006/relationships" xmlns:m="http://schemas.openxmlformats.org/officeDocument/2006/math" xmlns:v="urn:schemas-microsoft-com:vml" xmlns:wp14="http://schemas.microsoft.com/office/word/2010/wordprocessingDrawing" xmlns:wp="http://schemas.openxmlformats.org/drawingml/2006/wordprocessingDrawing" xmlns:w10="urn:schemas-microsoft-com:office:word" xmlns:w="http://schemas.openxmlformats.org/wordprocessingml/2006/main" xmlns:w14="http://schemas.microsoft.com/office/word/2010/wordml" xmlns:w15="http://schemas.microsoft.com/office/word/2012/wordml" xmlns:w16se="http://schemas.microsoft.com/office/word/2015/wordml/symex" xmlns:wpg="http://schemas.microsoft.com/office/word/2010/wordprocessingGroup" xmlns:wpi="http://schemas.microsoft.com/office/word/2010/wordprocessingInk" xmlns:wne="http://schemas.microsoft.com/office/word/2006/wordml" xmlns:wps="http://schemas.microsoft.com/office/word/2010/wordprocessingShape" mc:Ignorable="w14 w15 w16se wp14">
   <w:abstractNum w:abstractNumId="0" w15:restartNumberingAfterBreak="0">
+    <w:nsid w:val="55002B11"/>
+    <w:multiLevelType w:val="hybridMultilevel"/>
+    <w:tmpl w:val="BD54E39A"/>
+    <w:lvl w:ilvl="0" w:tplc="04090001">
+      <w:start w:val="1"/>
+      <w:numFmt w:val="bullet"/>
+      <w:lvlText w:val=""/>
+      <w:lvlJc w:val="left"/>
+      <w:pPr>
+        <w:ind w:left="720" w:hanging="360"/>
+      </w:pPr>
+      <w:rPr>
+        <w:rFonts w:ascii="Symbol" w:hAnsi="Symbol" w:hint="default"/>
+      </w:rPr>
+    </w:lvl>
+    <w:lvl w:ilvl="1" w:tplc="04090003" w:tentative="1">
+      <w:start w:val="1"/>
+      <w:numFmt w:val="bullet"/>
+      <w:lvlText w:val="o"/>
+      <w:lvlJc w:val="left"/>
+      <w:pPr>
+        <w:ind w:left="1440" w:hanging="360"/>
+      </w:pPr>
+      <w:rPr>
+        <w:rFonts w:ascii="Courier New" w:hAnsi="Courier New" w:cs="Courier New" w:hint="default"/>
+      </w:rPr>
+    </w:lvl>
+    <w:lvl w:ilvl="2" w:tplc="04090005" w:tentative="1">
+      <w:start w:val="1"/>
+      <w:numFmt w:val="bullet"/>
+      <w:lvlText w:val=""/>
+      <w:lvlJc w:val="left"/>
+      <w:pPr>
+        <w:ind w:left="2160" w:hanging="360"/>
+      </w:pPr>
+      <w:rPr>
+        <w:rFonts w:ascii="Wingdings" w:hAnsi="Wingdings" w:hint="default"/>
+      </w:rPr>
+    </w:lvl>
+    <w:lvl w:ilvl="3" w:tplc="04090001" w:tentative="1">
+      <w:start w:val="1"/>
+      <w:numFmt w:val="bullet"/>
+      <w:lvlText w:val=""/>
+      <w:lvlJc w:val="left"/>
+      <w:pPr>
+        <w:ind w:left="2880" w:hanging="360"/>
+      </w:pPr>
+      <w:rPr>
+        <w:rFonts w:ascii="Symbol" w:hAnsi="Symbol" w:hint="default"/>
+      </w:rPr>
+    </w:lvl>
+    <w:lvl w:ilvl="4" w:tplc="04090003" w:tentative="1">
+      <w:start w:val="1"/>
+      <w:numFmt w:val="bullet"/>
+      <w:lvlText w:val="o"/>
+      <w:lvlJc w:val="left"/>
+      <w:pPr>
+        <w:ind w:left="3600" w:hanging="360"/>
+      </w:pPr>
+      <w:rPr>
+        <w:rFonts w:ascii="Courier New" w:hAnsi="Courier New" w:cs="Courier New" w:hint="default"/>
+      </w:rPr>
+    </w:lvl>
+    <w:lvl w:ilvl="5" w:tplc="04090005" w:tentative="1">
+      <w:start w:val="1"/>
+      <w:numFmt w:val="bullet"/>
+      <w:lvlText w:val=""/>
+      <w:lvlJc w:val="left"/>
+      <w:pPr>
+        <w:ind w:left="4320" w:hanging="360"/>
+      </w:pPr>
+      <w:rPr>
+        <w:rFonts w:ascii="Wingdings" w:hAnsi="Wingdings" w:hint="default"/>
+      </w:rPr>
+    </w:lvl>
+    <w:lvl w:ilvl="6" w:tplc="04090001" w:tentative="1">
+      <w:start w:val="1"/>
+      <w:numFmt w:val="bullet"/>
+      <w:lvlText w:val=""/>
+      <w:lvlJc w:val="left"/>
+      <w:pPr>
+        <w:ind w:left="5040" w:hanging="360"/>
+      </w:pPr>
+      <w:rPr>
+        <w:rFonts w:ascii="Symbol" w:hAnsi="Symbol" w:hint="default"/>
+      </w:rPr>
+    </w:lvl>
+    <w:lvl w:ilvl="7" w:tplc="04090003" w:tentative="1">
+      <w:start w:val="1"/>
+      <w:numFmt w:val="bullet"/>
+      <w:lvlText w:val="o"/>
+      <w:lvlJc w:val="left"/>
+      <w:pPr>
+        <w:ind w:left="5760" w:hanging="360"/>
+      </w:pPr>
+      <w:rPr>
+        <w:rFonts w:ascii="Courier New" w:hAnsi="Courier New" w:cs="Courier New" w:hint="default"/>
+      </w:rPr>
+    </w:lvl>
+    <w:lvl w:ilvl="8" w:tplc="04090005" w:tentative="1">
+      <w:start w:val="1"/>
+      <w:numFmt w:val="bullet"/>
+      <w:lvlText w:val=""/>
+      <w:lvlJc w:val="left"/>
+      <w:pPr>
+        <w:ind w:left="6480" w:hanging="360"/>
+      </w:pPr>
+      <w:rPr>
+        <w:rFonts w:ascii="Wingdings" w:hAnsi="Wingdings" w:hint="default"/>
+      </w:rPr>
+    </w:lvl>
+  </w:abstractNum>
+  <w:abstractNum w:abstractNumId="1" w15:restartNumberingAfterBreak="0">
     <w:nsid w:val="723948B9"/>
     <w:multiLevelType w:val="hybridMultilevel"/>
     <w:tmpl w:val="BFD854DA"/>
@@ -115,7 +399,7 @@
         <w:rFonts w:ascii="Times New Roman" w:eastAsia="Times New Roman" w:hAnsi="Times New Roman" w:cs="Times New Roman" w:hint="default"/>
       </w:rPr>
     </w:lvl>
-    <w:lvl w:ilvl="1" w:tplc="04090003" w:tentative="1">
+    <w:lvl w:ilvl="1" w:tplc="04090003">
       <w:start w:val="1"/>
       <w:numFmt w:val="bullet"/>
       <w:lvlText w:val="o"/>
@@ -127,7 +411,7 @@
         <w:rFonts w:ascii="Courier New" w:hAnsi="Courier New" w:cs="Courier New" w:hint="default"/>
       </w:rPr>
     </w:lvl>
-    <w:lvl w:ilvl="2" w:tplc="04090005" w:tentative="1">
+    <w:lvl w:ilvl="2" w:tplc="04090005">
       <w:start w:val="1"/>
       <w:numFmt w:val="bullet"/>
       <w:lvlText w:val=""/>
@@ -213,6 +497,9 @@
     </w:lvl>
   </w:abstractNum>
   <w:num w:numId="1">
+    <w:abstractNumId w:val="1"/>
+  </w:num>
+  <w:num w:numId="2">
     <w:abstractNumId w:val="0"/>
   </w:num>
 </w:numbering>
@@ -302,7 +589,7 @@
     <w:lsdException w:name="Closing" w:semiHidden="1" w:unhideWhenUsed="1"/>
     <w:lsdException w:name="Signature" w:semiHidden="1" w:unhideWhenUsed="1"/>
     <w:lsdException w:name="Default Paragraph Font" w:semiHidden="1" w:uiPriority="1" w:unhideWhenUsed="1"/>
-    <w:lsdException w:name="Body Text" w:semiHidden="1" w:unhideWhenUsed="1"/>
+    <w:lsdException w:name="Body Text" w:semiHidden="1" w:uiPriority="1" w:unhideWhenUsed="1" w:qFormat="1"/>
     <w:lsdException w:name="Body Text Indent" w:semiHidden="1" w:unhideWhenUsed="1"/>
     <w:lsdException w:name="List Continue" w:semiHidden="1" w:unhideWhenUsed="1"/>
     <w:lsdException w:name="List Continue 2" w:semiHidden="1" w:unhideWhenUsed="1"/>
@@ -681,6 +968,37 @@
       <w:contextualSpacing/>
     </w:pPr>
   </w:style>
+  <w:style w:type="paragraph" w:styleId="BodyText">
+    <w:name w:val="Body Text"/>
+    <w:basedOn w:val="Normal"/>
+    <w:link w:val="BodyTextChar"/>
+    <w:uiPriority w:val="1"/>
+    <w:qFormat/>
+    <w:rsid w:val="00273E8F"/>
+    <w:pPr>
+      <w:widowControl w:val="0"/>
+      <w:autoSpaceDE w:val="0"/>
+      <w:autoSpaceDN w:val="0"/>
+      <w:spacing w:after="0" w:line="240" w:lineRule="auto"/>
+    </w:pPr>
+    <w:rPr>
+      <w:rFonts w:ascii="Times New Roman" w:eastAsia="Times New Roman" w:hAnsi="Times New Roman" w:cs="Times New Roman"/>
+      <w:sz w:val="24"/>
+      <w:szCs w:val="24"/>
+    </w:rPr>
+  </w:style>
+  <w:style w:type="character" w:customStyle="1" w:styleId="BodyTextChar">
+    <w:name w:val="Body Text Char"/>
+    <w:basedOn w:val="DefaultParagraphFont"/>
+    <w:link w:val="BodyText"/>
+    <w:uiPriority w:val="1"/>
+    <w:rsid w:val="00273E8F"/>
+    <w:rPr>
+      <w:rFonts w:ascii="Times New Roman" w:eastAsia="Times New Roman" w:hAnsi="Times New Roman" w:cs="Times New Roman"/>
+      <w:sz w:val="24"/>
+      <w:szCs w:val="24"/>
+    </w:rPr>
+  </w:style>
 </w:styles>
 </file>
 

--- a/other/documents/QAPP/review_notes_qapp_v4.2.docx
+++ b/other/documents/QAPP/review_notes_qapp_v4.2.docx
@@ -1,6 +1,6 @@
 
 <file path=word/document.xml><?xml version="1.0" encoding="utf-8"?>
-<w:document xmlns:wpc="http://schemas.microsoft.com/office/word/2010/wordprocessingCanvas" xmlns:cx="http://schemas.microsoft.com/office/drawing/2014/chartex" xmlns:cx1="http://schemas.microsoft.com/office/drawing/2015/9/8/chartex" xmlns:mc="http://schemas.openxmlformats.org/markup-compatibility/2006" xmlns:o="urn:schemas-microsoft-com:office:office" xmlns:r="http://schemas.openxmlformats.org/officeDocument/2006/relationships" xmlns:m="http://schemas.openxmlformats.org/officeDocument/2006/math" xmlns:v="urn:schemas-microsoft-com:vml" xmlns:wp14="http://schemas.microsoft.com/office/word/2010/wordprocessingDrawing" xmlns:wp="http://schemas.openxmlformats.org/drawingml/2006/wordprocessingDrawing" xmlns:w10="urn:schemas-microsoft-com:office:word" xmlns:w="http://schemas.openxmlformats.org/wordprocessingml/2006/main" xmlns:w14="http://schemas.microsoft.com/office/word/2010/wordml" xmlns:w15="http://schemas.microsoft.com/office/word/2012/wordml" xmlns:w16se="http://schemas.microsoft.com/office/word/2015/wordml/symex" xmlns:wpg="http://schemas.microsoft.com/office/word/2010/wordprocessingGroup" xmlns:wpi="http://schemas.microsoft.com/office/word/2010/wordprocessingInk" xmlns:wne="http://schemas.microsoft.com/office/word/2006/wordml" xmlns:wps="http://schemas.microsoft.com/office/word/2010/wordprocessingShape" mc:Ignorable="w14 w15 w16se wp14">
+<w:document xmlns:wpc="http://schemas.microsoft.com/office/word/2010/wordprocessingCanvas" xmlns:cx="http://schemas.microsoft.com/office/drawing/2014/chartex" xmlns:cx1="http://schemas.microsoft.com/office/drawing/2015/9/8/chartex" xmlns:cx2="http://schemas.microsoft.com/office/drawing/2015/10/21/chartex" xmlns:cx3="http://schemas.microsoft.com/office/drawing/2016/5/9/chartex" xmlns:cx4="http://schemas.microsoft.com/office/drawing/2016/5/10/chartex" xmlns:cx5="http://schemas.microsoft.com/office/drawing/2016/5/11/chartex" xmlns:cx6="http://schemas.microsoft.com/office/drawing/2016/5/12/chartex" xmlns:cx7="http://schemas.microsoft.com/office/drawing/2016/5/13/chartex" xmlns:cx8="http://schemas.microsoft.com/office/drawing/2016/5/14/chartex" xmlns:mc="http://schemas.openxmlformats.org/markup-compatibility/2006" xmlns:aink="http://schemas.microsoft.com/office/drawing/2016/ink" xmlns:am3d="http://schemas.microsoft.com/office/drawing/2017/model3d" xmlns:o="urn:schemas-microsoft-com:office:office" xmlns:oel="http://schemas.microsoft.com/office/2019/extlst" xmlns:r="http://schemas.openxmlformats.org/officeDocument/2006/relationships" xmlns:m="http://schemas.openxmlformats.org/officeDocument/2006/math" xmlns:v="urn:schemas-microsoft-com:vml" xmlns:wp14="http://schemas.microsoft.com/office/word/2010/wordprocessingDrawing" xmlns:wp="http://schemas.openxmlformats.org/drawingml/2006/wordprocessingDrawing" xmlns:w10="urn:schemas-microsoft-com:office:word" xmlns:w="http://schemas.openxmlformats.org/wordprocessingml/2006/main" xmlns:w14="http://schemas.microsoft.com/office/word/2010/wordml" xmlns:w15="http://schemas.microsoft.com/office/word/2012/wordml" xmlns:w16cex="http://schemas.microsoft.com/office/word/2018/wordml/cex" xmlns:w16cid="http://schemas.microsoft.com/office/word/2016/wordml/cid" xmlns:w16="http://schemas.microsoft.com/office/word/2018/wordml" xmlns:w16sdtdh="http://schemas.microsoft.com/office/word/2020/wordml/sdtdatahash" xmlns:w16se="http://schemas.microsoft.com/office/word/2015/wordml/symex" xmlns:wpg="http://schemas.microsoft.com/office/word/2010/wordprocessingGroup" xmlns:wpi="http://schemas.microsoft.com/office/word/2010/wordprocessingInk" xmlns:wne="http://schemas.microsoft.com/office/word/2006/wordml" xmlns:wps="http://schemas.microsoft.com/office/word/2010/wordprocessingShape" mc:Ignorable="w14 w15 w16se w16cid w16 w16cex w16sdtdh wp14">
   <w:body>
     <w:p>
       <w:pPr>
@@ -97,102 +97,6 @@
     </w:p>
     <w:p/>
     <w:p/>
-    <w:p>
-      <w:pPr>
-        <w:pStyle w:val="BodyText"/>
-        <w:numPr>
-          <w:ilvl w:val="0"/>
-          <w:numId w:val="2"/>
-        </w:numPr>
-      </w:pPr>
-      <w:r>
-        <w:t>ADEC – Alaska Department of Environmental Conservation</w:t>
-      </w:r>
-    </w:p>
-    <w:p>
-      <w:pPr>
-        <w:pStyle w:val="BodyText"/>
-        <w:numPr>
-          <w:ilvl w:val="0"/>
-          <w:numId w:val="2"/>
-        </w:numPr>
-      </w:pPr>
-      <w:r>
-        <w:t>ADEC DOW – ADEC Division of Water</w:t>
-      </w:r>
-    </w:p>
-    <w:p>
-      <w:pPr>
-        <w:pStyle w:val="BodyText"/>
-        <w:numPr>
-          <w:ilvl w:val="0"/>
-          <w:numId w:val="2"/>
-        </w:numPr>
-      </w:pPr>
-      <w:r>
-        <w:t>AWQMS – Ambient Water Quality Monitoring System</w:t>
-      </w:r>
-    </w:p>
-    <w:p>
-      <w:pPr>
-        <w:pStyle w:val="BodyText"/>
-        <w:numPr>
-          <w:ilvl w:val="0"/>
-          <w:numId w:val="2"/>
-        </w:numPr>
-      </w:pPr>
-      <w:r>
-        <w:t>EPA – Environmental Protection Agency</w:t>
-      </w:r>
-    </w:p>
-    <w:p>
-      <w:pPr>
-        <w:pStyle w:val="BodyText"/>
-        <w:numPr>
-          <w:ilvl w:val="0"/>
-          <w:numId w:val="2"/>
-        </w:numPr>
-      </w:pPr>
-      <w:r>
-        <w:t>QAPP – Quality Assurance Project Plan</w:t>
-      </w:r>
-    </w:p>
-    <w:p>
-      <w:pPr>
-        <w:pStyle w:val="BodyText"/>
-        <w:numPr>
-          <w:ilvl w:val="0"/>
-          <w:numId w:val="2"/>
-        </w:numPr>
-      </w:pPr>
-      <w:r>
-        <w:t>NMFS – National Marine Fisheries Service</w:t>
-      </w:r>
-    </w:p>
-    <w:p>
-      <w:pPr>
-        <w:pStyle w:val="BodyText"/>
-        <w:numPr>
-          <w:ilvl w:val="0"/>
-          <w:numId w:val="2"/>
-        </w:numPr>
-      </w:pPr>
-      <w:r>
-        <w:t>QA/QC – Quality Assurance / Quality Check</w:t>
-      </w:r>
-    </w:p>
-    <w:p>
-      <w:pPr>
-        <w:pStyle w:val="BodyText"/>
-        <w:numPr>
-          <w:ilvl w:val="0"/>
-          <w:numId w:val="2"/>
-        </w:numPr>
-      </w:pPr>
-      <w:r>
-        <w:t>USGS – United States Geological Survey</w:t>
-      </w:r>
-    </w:p>
     <w:p/>
     <w:p/>
     <w:p/>
@@ -223,7 +127,6 @@
         </w:numPr>
       </w:pPr>
       <w:r>
-        <w:lastRenderedPageBreak/>
         <w:t>Total Metals for Cu, Zn, Fe, hardness</w:t>
       </w:r>
     </w:p>
@@ -242,10 +145,7 @@
     <w:p/>
     <w:p/>
     <w:p/>
-    <w:p>
-      <w:bookmarkStart w:id="0" w:name="_GoBack"/>
-      <w:bookmarkEnd w:id="0"/>
-    </w:p>
+    <w:p/>
     <w:p>
       <w:pPr>
         <w:pStyle w:val="ListParagraph"/>
@@ -269,7 +169,7 @@
 </file>
 
 <file path=word/numbering.xml><?xml version="1.0" encoding="utf-8"?>
-<w:numbering xmlns:wpc="http://schemas.microsoft.com/office/word/2010/wordprocessingCanvas" xmlns:cx="http://schemas.microsoft.com/office/drawing/2014/chartex" xmlns:cx1="http://schemas.microsoft.com/office/drawing/2015/9/8/chartex" xmlns:mc="http://schemas.openxmlformats.org/markup-compatibility/2006" xmlns:o="urn:schemas-microsoft-com:office:office" xmlns:r="http://schemas.openxmlformats.org/officeDocument/2006/relationships" xmlns:m="http://schemas.openxmlformats.org/officeDocument/2006/math" xmlns:v="urn:schemas-microsoft-com:vml" xmlns:wp14="http://schemas.microsoft.com/office/word/2010/wordprocessingDrawing" xmlns:wp="http://schemas.openxmlformats.org/drawingml/2006/wordprocessingDrawing" xmlns:w10="urn:schemas-microsoft-com:office:word" xmlns:w="http://schemas.openxmlformats.org/wordprocessingml/2006/main" xmlns:w14="http://schemas.microsoft.com/office/word/2010/wordml" xmlns:w15="http://schemas.microsoft.com/office/word/2012/wordml" xmlns:w16se="http://schemas.microsoft.com/office/word/2015/wordml/symex" xmlns:wpg="http://schemas.microsoft.com/office/word/2010/wordprocessingGroup" xmlns:wpi="http://schemas.microsoft.com/office/word/2010/wordprocessingInk" xmlns:wne="http://schemas.microsoft.com/office/word/2006/wordml" xmlns:wps="http://schemas.microsoft.com/office/word/2010/wordprocessingShape" mc:Ignorable="w14 w15 w16se wp14">
+<w:numbering xmlns:wpc="http://schemas.microsoft.com/office/word/2010/wordprocessingCanvas" xmlns:cx="http://schemas.microsoft.com/office/drawing/2014/chartex" xmlns:cx1="http://schemas.microsoft.com/office/drawing/2015/9/8/chartex" xmlns:cx2="http://schemas.microsoft.com/office/drawing/2015/10/21/chartex" xmlns:cx3="http://schemas.microsoft.com/office/drawing/2016/5/9/chartex" xmlns:cx4="http://schemas.microsoft.com/office/drawing/2016/5/10/chartex" xmlns:cx5="http://schemas.microsoft.com/office/drawing/2016/5/11/chartex" xmlns:cx6="http://schemas.microsoft.com/office/drawing/2016/5/12/chartex" xmlns:cx7="http://schemas.microsoft.com/office/drawing/2016/5/13/chartex" xmlns:cx8="http://schemas.microsoft.com/office/drawing/2016/5/14/chartex" xmlns:mc="http://schemas.openxmlformats.org/markup-compatibility/2006" xmlns:aink="http://schemas.microsoft.com/office/drawing/2016/ink" xmlns:am3d="http://schemas.microsoft.com/office/drawing/2017/model3d" xmlns:o="urn:schemas-microsoft-com:office:office" xmlns:oel="http://schemas.microsoft.com/office/2019/extlst" xmlns:r="http://schemas.openxmlformats.org/officeDocument/2006/relationships" xmlns:m="http://schemas.openxmlformats.org/officeDocument/2006/math" xmlns:v="urn:schemas-microsoft-com:vml" xmlns:wp14="http://schemas.microsoft.com/office/word/2010/wordprocessingDrawing" xmlns:wp="http://schemas.openxmlformats.org/drawingml/2006/wordprocessingDrawing" xmlns:w10="urn:schemas-microsoft-com:office:word" xmlns:w="http://schemas.openxmlformats.org/wordprocessingml/2006/main" xmlns:w14="http://schemas.microsoft.com/office/word/2010/wordml" xmlns:w15="http://schemas.microsoft.com/office/word/2012/wordml" xmlns:w16cex="http://schemas.microsoft.com/office/word/2018/wordml/cex" xmlns:w16cid="http://schemas.microsoft.com/office/word/2016/wordml/cid" xmlns:w16="http://schemas.microsoft.com/office/word/2018/wordml" xmlns:w16sdtdh="http://schemas.microsoft.com/office/word/2020/wordml/sdtdatahash" xmlns:w16se="http://schemas.microsoft.com/office/word/2015/wordml/symex" xmlns:wpg="http://schemas.microsoft.com/office/word/2010/wordprocessingGroup" xmlns:wpi="http://schemas.microsoft.com/office/word/2010/wordprocessingInk" xmlns:wne="http://schemas.microsoft.com/office/word/2006/wordml" xmlns:wps="http://schemas.microsoft.com/office/word/2010/wordprocessingShape" mc:Ignorable="w14 w15 w16se w16cid w16 w16cex w16sdtdh wp14">
   <w:abstractNum w:abstractNumId="0" w15:restartNumberingAfterBreak="0">
     <w:nsid w:val="55002B11"/>
     <w:multiLevelType w:val="hybridMultilevel"/>
@@ -496,17 +396,17 @@
       </w:rPr>
     </w:lvl>
   </w:abstractNum>
-  <w:num w:numId="1">
+  <w:num w:numId="1" w16cid:durableId="2002462394">
     <w:abstractNumId w:val="1"/>
   </w:num>
-  <w:num w:numId="2">
+  <w:num w:numId="2" w16cid:durableId="1309438754">
     <w:abstractNumId w:val="0"/>
   </w:num>
 </w:numbering>
 </file>
 
 <file path=word/styles.xml><?xml version="1.0" encoding="utf-8"?>
-<w:styles xmlns:mc="http://schemas.openxmlformats.org/markup-compatibility/2006" xmlns:r="http://schemas.openxmlformats.org/officeDocument/2006/relationships" xmlns:w="http://schemas.openxmlformats.org/wordprocessingml/2006/main" xmlns:w14="http://schemas.microsoft.com/office/word/2010/wordml" xmlns:w15="http://schemas.microsoft.com/office/word/2012/wordml" xmlns:w16se="http://schemas.microsoft.com/office/word/2015/wordml/symex" mc:Ignorable="w14 w15 w16se">
+<w:styles xmlns:mc="http://schemas.openxmlformats.org/markup-compatibility/2006" xmlns:r="http://schemas.openxmlformats.org/officeDocument/2006/relationships" xmlns:w="http://schemas.openxmlformats.org/wordprocessingml/2006/main" xmlns:w14="http://schemas.microsoft.com/office/word/2010/wordml" xmlns:w15="http://schemas.microsoft.com/office/word/2012/wordml" xmlns:w16cex="http://schemas.microsoft.com/office/word/2018/wordml/cex" xmlns:w16cid="http://schemas.microsoft.com/office/word/2016/wordml/cid" xmlns:w16="http://schemas.microsoft.com/office/word/2018/wordml" xmlns:w16sdtdh="http://schemas.microsoft.com/office/word/2020/wordml/sdtdatahash" xmlns:w16se="http://schemas.microsoft.com/office/word/2015/wordml/symex" mc:Ignorable="w14 w15 w16se w16cid w16 w16cex w16sdtdh">
   <w:docDefaults>
     <w:rPrDefault>
       <w:rPr>
@@ -522,7 +422,7 @@
       </w:pPr>
     </w:pPrDefault>
   </w:docDefaults>
-  <w:latentStyles w:defLockedState="0" w:defUIPriority="99" w:defSemiHidden="0" w:defUnhideWhenUsed="0" w:defQFormat="0" w:count="371">
+  <w:latentStyles w:defLockedState="0" w:defUIPriority="99" w:defSemiHidden="0" w:defUnhideWhenUsed="0" w:defQFormat="0" w:count="376">
     <w:lsdException w:name="Normal" w:uiPriority="0" w:qFormat="1"/>
     <w:lsdException w:name="heading 1" w:uiPriority="9" w:qFormat="1"/>
     <w:lsdException w:name="heading 2" w:semiHidden="1" w:uiPriority="9" w:unhideWhenUsed="1" w:qFormat="1"/>
@@ -628,7 +528,6 @@
     <w:lsdException w:name="HTML Sample" w:semiHidden="1" w:unhideWhenUsed="1"/>
     <w:lsdException w:name="HTML Typewriter" w:semiHidden="1" w:unhideWhenUsed="1"/>
     <w:lsdException w:name="HTML Variable" w:semiHidden="1" w:unhideWhenUsed="1"/>
-    <w:lsdException w:name="Normal Table" w:semiHidden="1" w:unhideWhenUsed="1"/>
     <w:lsdException w:name="annotation subject" w:semiHidden="1" w:unhideWhenUsed="1"/>
     <w:lsdException w:name="No List" w:semiHidden="1" w:unhideWhenUsed="1"/>
     <w:lsdException w:name="Outline List 1" w:semiHidden="1" w:unhideWhenUsed="1"/>
@@ -671,11 +570,8 @@
     <w:lsdException w:name="Table Contemporary" w:semiHidden="1" w:unhideWhenUsed="1"/>
     <w:lsdException w:name="Table Elegant" w:semiHidden="1" w:unhideWhenUsed="1"/>
     <w:lsdException w:name="Table Professional" w:semiHidden="1" w:unhideWhenUsed="1"/>
-    <w:lsdException w:name="Table Subtle 1" w:semiHidden="1" w:unhideWhenUsed="1"/>
     <w:lsdException w:name="Table Subtle 2" w:semiHidden="1" w:unhideWhenUsed="1"/>
     <w:lsdException w:name="Table Web 1" w:semiHidden="1" w:unhideWhenUsed="1"/>
-    <w:lsdException w:name="Table Web 2" w:semiHidden="1" w:unhideWhenUsed="1"/>
-    <w:lsdException w:name="Table Web 3" w:semiHidden="1" w:unhideWhenUsed="1"/>
     <w:lsdException w:name="Balloon Text" w:semiHidden="1" w:unhideWhenUsed="1"/>
     <w:lsdException w:name="Table Grid" w:uiPriority="39"/>
     <w:lsdException w:name="Table Theme" w:semiHidden="1" w:unhideWhenUsed="1"/>
@@ -894,6 +790,11 @@
     <w:lsdException w:name="List Table 5 Dark Accent 6" w:uiPriority="50"/>
     <w:lsdException w:name="List Table 6 Colorful Accent 6" w:uiPriority="51"/>
     <w:lsdException w:name="List Table 7 Colorful Accent 6" w:uiPriority="52"/>
+    <w:lsdException w:name="Mention" w:semiHidden="1" w:unhideWhenUsed="1"/>
+    <w:lsdException w:name="Smart Hyperlink" w:semiHidden="1" w:unhideWhenUsed="1"/>
+    <w:lsdException w:name="Hashtag" w:semiHidden="1" w:unhideWhenUsed="1"/>
+    <w:lsdException w:name="Unresolved Mention" w:semiHidden="1" w:unhideWhenUsed="1"/>
+    <w:lsdException w:name="Smart Link" w:semiHidden="1" w:unhideWhenUsed="1"/>
   </w:latentStyles>
   <w:style w:type="paragraph" w:default="1" w:styleId="Normal">
     <w:name w:val="Normal"/>
